--- a/CS1105_Digital_Electronics_Architecture/Unit8_Compiler_Processes/Discussion/Unit8_Discussion_Post.docx
+++ b/CS1105_Digital_Electronics_Architecture/Unit8_Compiler_Processes/Discussion/Unit8_Discussion_Post.docx
@@ -177,7 +177,7 @@
           <w:i w:val="0"/>
           <w:sz w:val="24"/>
         </w:rPr>
-        <w:t>Resolution decides what each symbol actually is at any moment. A wire must carry exactly one value, so when several components drive the same net, the simulator has to settle on a single result. To see this, I built a small Logisim circuit where two inputs drive one net through tunnels labelled bus. When both inputs were 0 or both were 1, the net resolved cleanly. When one was 0 and the other 1, the wire turned red and the output showed E, an error value, which Logisim's documentation explains as a conflict between components driving opposite values onto one wire (Burch, n.d.-a). A circuit whose symbols cannot be resolved cannot be trusted, because everything connected to that wire receives meaningless data.</w:t>
+        <w:t>Resolution decides what each symbol actually is at any moment. A wire must carry exactly one value, so when several components drive the same net, the simulator has to settle on a single result. To see this, I built a small Logisim circuit where two inputs drive one net through tunnels labelled bus. When both inputs were 0 or both were 1, the net resolved cleanly. When one was 0 and the other 1, the wire turned red and the output showed E, an error value, which Logisim's documentation explains as a conflict between components driving opposite values onto one wire (Burch, n.d.-a). Resolution is also what lets many parts share one bus: an output that is switched off "floats", and a floating value combined with a real 0 or 1 simply resolves to that 0 or 1 (Burch, n.d.-b). A circuit whose symbols cannot be resolved cannot be trusted, because everything connected to that wire receives meaningless data.</w:t>
       </w:r>
     </w:p>
     <w:p>
@@ -337,7 +337,7 @@
           <w:i w:val="0"/>
           <w:sz w:val="24"/>
         </w:rPr>
-        <w:t>This layering is what makes computers both fast and smart. All the name-to-number work happens once, before the program runs, so the processor never wastes time looking anything up. In a two-file assembly program I linked this week, the instruction call print_msg went from the placeholder bytes E8 FC FF FF FF in the object file to E8 1B 00 00 00 in the executable: the linker had computed the 0x1B-byte distance to print_msg. When the program runs, the processor simply reads the opcode E8, adds 0x1B to its program counter, and jumps, all at hardware speed. People get to write clear names, and the hardware gets plain numbers.</w:t>
+        <w:t>This layering is what makes computers both fast and smart. In a statically linked program, all the name-to-number work happens once, before the program runs, so the processor never wastes time looking anything up. In a two-file assembly program I linked this week, the instruction call print_msg went from the placeholder bytes E8 FC FF FF FF in the object file to E8 1B 00 00 00 in the executable: the linker had computed the 0x1B-byte distance to print_msg. When the program runs, the processor simply reads the opcode E8, adds 0x1B to its program counter, and jumps, all at hardware speed. People get to write clear names, and the hardware gets plain numbers.</w:t>
       </w:r>
     </w:p>
     <w:p>
@@ -417,7 +417,7 @@
           <w:i w:val="0"/>
           <w:sz w:val="24"/>
         </w:rPr>
-        <w:t>Word count: 685</w:t>
+        <w:t>Word count: 727</w:t>
       </w:r>
     </w:p>
     <w:p>
